--- a/resources/templates/ΥΔΖΕΠ.docx
+++ b/resources/templates/ΥΔΖΕΠ.docx
@@ -252,7 +252,7 @@
           <w:szCs w:val="16"/>
           <w:rtl w:val="0"/>
         </w:rPr>
-        <w:t xml:space="preserve">ΑΝΑΤΟΛΙΚΗΣ ΜΑΚΕΔΟΝΙΑΣ-ΘΡΑΚΗΣ</w:t>
+        <w:t xml:space="preserve">{{PERIF}}</w:t>
       </w:r>
     </w:p>
     <w:p>
@@ -476,7 +476,7 @@
           <w:szCs w:val="24"/>
           <w:rtl w:val="0"/>
         </w:rPr>
-        <w:t xml:space="preserve">Ο/Η κάτωθι υπογράφων/ουσα, {{ΣΕΠ}}, ΣΕΠ στην ΕΔΠΦΑΑ Δράμας, δηλώνω υπεύθυνα ότι επιθυμώ τη συμμετοχή του μαθητή {{Όνομα}} {{Επώνυμο}} ({{ΔΙΚΑ}}) με ημερομηνία γέννησης {{ΗμΓεν}} που φοιτά στην Α’ τάξη του {{Σχολείο}}  Δράμας, στις Τάξεις Υποδοχής του σχολείου.</w:t>
+        <w:t xml:space="preserve">Ο/Η κάτωθι υπογράφων/ουσα, {{signee}}, ({{signee.prop}}), δηλώνω υπεύθυνα ότι επιθυμώ τη συμμετοχή του/της μαθητή/τριας {{Όνομα}} {{Επώνυμο}} ({{ΦΥΛΟ}}) με ΔΙΚΑ {{ΔΙΚΑ}} και ημερομηνία γέννησης {{ΗμΓεν}} που φοιτά στην {{TAXI}}’ τάξη του {{Σχολείο}}, στις Τάξεις Υποδοχής του σχολείου.</w:t>
       </w:r>
     </w:p>
     <w:p>
@@ -756,7 +756,7 @@
           <w:szCs w:val="22"/>
           <w:rtl w:val="0"/>
         </w:rPr>
-        <w:t xml:space="preserve">{{ΣΕΠ}}</w:t>
+        <w:t xml:space="preserve">{{signee}}</w:t>
       </w:r>
       <w:r>
         <w:rPr>
